--- a/CAI_PyQt/CAI_Admin/Templates/Quiz Report.docx
+++ b/CAI_PyQt/CAI_Admin/Templates/Quiz Report.docx
@@ -17,6 +17,52 @@
           <w:b/>
           <w:bCs/>
         </w:rPr>
+        <w:drawing>
+          <wp:anchor distT="0" distB="0" distL="0" distR="0" simplePos="0" relativeHeight="2" behindDoc="0" locked="0" layoutInCell="1" allowOverlap="1">
+            <wp:simplePos x="0" y="0"/>
+            <wp:positionH relativeFrom="column">
+              <wp:posOffset>1856105</wp:posOffset>
+            </wp:positionH>
+            <wp:positionV relativeFrom="paragraph">
+              <wp:posOffset>-118110</wp:posOffset>
+            </wp:positionV>
+            <wp:extent cx="848360" cy="885825"/>
+            <wp:effectExtent l="0" t="0" r="0" b="0"/>
+            <wp:wrapNone/>
+            <wp:docPr id="1" name="Image1"/>
+            <wp:cNvGraphicFramePr>
+              <a:graphicFrameLocks xmlns:a="http://schemas.openxmlformats.org/drawingml/2006/main" noChangeAspect="1"/>
+            </wp:cNvGraphicFramePr>
+            <a:graphic xmlns:a="http://schemas.openxmlformats.org/drawingml/2006/main">
+              <a:graphicData uri="http://schemas.openxmlformats.org/drawingml/2006/picture">
+                <pic:pic xmlns:pic="http://schemas.openxmlformats.org/drawingml/2006/picture">
+                  <pic:nvPicPr>
+                    <pic:cNvPr id="1" name="Image1"/>
+                    <pic:cNvPicPr>
+                      <a:picLocks noChangeAspect="1" noChangeArrowheads="1"/>
+                    </pic:cNvPicPr>
+                  </pic:nvPicPr>
+                  <pic:blipFill>
+                    <a:blip r:embed="rId2"/>
+                    <a:stretch>
+                      <a:fillRect/>
+                    </a:stretch>
+                  </pic:blipFill>
+                  <pic:spPr bwMode="auto">
+                    <a:xfrm>
+                      <a:off x="0" y="0"/>
+                      <a:ext cx="848360" cy="885825"/>
+                    </a:xfrm>
+                    <a:prstGeom prst="rect">
+                      <a:avLst/>
+                    </a:prstGeom>
+                    <a:noFill/>
+                  </pic:spPr>
+                </pic:pic>
+              </a:graphicData>
+            </a:graphic>
+          </wp:anchor>
+        </w:drawing>
         <mc:AlternateContent>
           <mc:Choice Requires="wps">
             <w:drawing>
@@ -31,11 +77,11 @@
                 <wp:extent cx="1676400" cy="579120"/>
                 <wp:effectExtent l="0" t="0" r="0" b="0"/>
                 <wp:wrapNone/>
-                <wp:docPr id="1" name="Text Frame 1"/>
+                <wp:docPr id="2" name="Text Frame 1"/>
                 <a:graphic xmlns:a="http://schemas.openxmlformats.org/drawingml/2006/main">
                   <a:graphicData uri="http://schemas.microsoft.com/office/word/2010/wordprocessingShape">
                     <wps:wsp>
-                      <wps:cNvSpPr txBox="1"/>
+                      <wps:cNvSpPr/>
                       <wps:spPr>
                         <a:xfrm>
                           <a:off x="0" y="0"/>
@@ -49,13 +95,18 @@
                           <a:noFill/>
                         </a:ln>
                       </wps:spPr>
+                      <wps:style>
+                        <a:lnRef idx="0"/>
+                        <a:fillRef idx="0"/>
+                        <a:effectRef idx="0"/>
+                        <a:fontRef idx="minor"/>
+                      </wps:style>
                       <wps:txbx>
                         <w:txbxContent>
                           <w:p>
                             <w:pPr>
-                              <w:kinsoku w:val="true"/>
-                              <w:overflowPunct w:val="false"/>
-                              <w:autoSpaceDE w:val="true"/>
+                              <w:pStyle w:val="FrameContents"/>
+                              <w:overflowPunct w:val="true"/>
                               <w:bidi w:val="0"/>
                               <w:spacing w:lineRule="auto" w:line="240" w:before="0" w:after="0"/>
                               <w:ind w:hanging="0"/>
@@ -64,7 +115,7 @@
                             </w:pPr>
                             <w:r>
                               <w:rPr>
-                                <w:rFonts w:ascii="Noto Serif Black" w:hAnsi="Noto Serif Black" w:eastAsia="Noto Serif CJK SC" w:cs="Noto Sans Devanagari"/>
+                                <w:rFonts w:eastAsia="Noto Serif CJK SC" w:cs="Noto Sans Devanagari" w:ascii="Noto Serif Black" w:hAnsi="Noto Serif Black"/>
                                 <w:b w:val="false"/>
                                 <w:bCs w:val="false"/>
                                 <w:i w:val="false"/>
@@ -95,9 +146,8 @@
                           </w:p>
                           <w:p>
                             <w:pPr>
-                              <w:kinsoku w:val="true"/>
-                              <w:overflowPunct w:val="false"/>
-                              <w:autoSpaceDE w:val="true"/>
+                              <w:pStyle w:val="FrameContents"/>
+                              <w:overflowPunct w:val="true"/>
                               <w:bidi w:val="0"/>
                               <w:spacing w:lineRule="auto" w:line="240" w:before="0" w:after="0"/>
                               <w:ind w:hanging="0"/>
@@ -106,7 +156,7 @@
                             </w:pPr>
                             <w:r>
                               <w:rPr>
-                                <w:rFonts w:ascii="Gelasio" w:hAnsi="Gelasio" w:eastAsia="Noto Serif CJK SC" w:cs="Noto Sans Devanagari"/>
+                                <w:rFonts w:eastAsia="Noto Serif CJK SC" w:cs="Noto Sans Devanagari" w:ascii="Gelasio" w:hAnsi="Gelasio"/>
                                 <w:b w:val="false"/>
                                 <w:bCs w:val="false"/>
                                 <w:i w:val="false"/>
@@ -137,7 +187,7 @@
                           </w:p>
                         </w:txbxContent>
                       </wps:txbx>
-                      <wps:bodyPr wrap="square" lIns="0" tIns="0" rIns="0" bIns="0" anchor="ctr">
+                      <wps:bodyPr lIns="0" tIns="0" rIns="0" bIns="0" anchor="ctr">
                         <a:noAutofit/>
                       </wps:bodyPr>
                     </wps:wsp>
@@ -148,18 +198,15 @@
           </mc:Choice>
           <mc:Fallback>
             <w:pict>
-              <v:shapetype id="_x0000_t202" coordsize="21600,21600" o:spt="202" path="m,l,21600l21600,21600l21600,xe">
-                <v:stroke joinstyle="miter"/>
-                <v:path gradientshapeok="t" o:connecttype="rect"/>
-              </v:shapetype>
-              <v:shape id="shape_0" stroked="f" o:allowincell="f" style="position:absolute;margin-left:202.1pt;margin-top:1.4pt;width:131.95pt;height:45.55pt;mso-wrap-style:square;v-text-anchor:middle" type="_x0000_t202">
+              <v:rect id="shape_0" stroked="f" o:allowincell="f" style="position:absolute;margin-left:202.1pt;margin-top:1.4pt;width:131.95pt;height:45.55pt;mso-wrap-style:square;v-text-anchor:middle">
+                <v:fill o:detectmouseclick="t" on="false"/>
+                <v:stroke color="#3465a4" joinstyle="round" endcap="flat"/>
                 <v:textbox>
                   <w:txbxContent>
                     <w:p>
                       <w:pPr>
-                        <w:kinsoku w:val="true"/>
-                        <w:overflowPunct w:val="false"/>
-                        <w:autoSpaceDE w:val="true"/>
+                        <w:pStyle w:val="FrameContents"/>
+                        <w:overflowPunct w:val="true"/>
                         <w:bidi w:val="0"/>
                         <w:spacing w:lineRule="auto" w:line="240" w:before="0" w:after="0"/>
                         <w:ind w:hanging="0"/>
@@ -168,7 +215,7 @@
                       </w:pPr>
                       <w:r>
                         <w:rPr>
-                          <w:rFonts w:ascii="Noto Serif Black" w:hAnsi="Noto Serif Black" w:eastAsia="Noto Serif CJK SC" w:cs="Noto Sans Devanagari"/>
+                          <w:rFonts w:eastAsia="Noto Serif CJK SC" w:cs="Noto Sans Devanagari" w:ascii="Noto Serif Black" w:hAnsi="Noto Serif Black"/>
                           <w:b w:val="false"/>
                           <w:bCs w:val="false"/>
                           <w:i w:val="false"/>
@@ -199,9 +246,8 @@
                     </w:p>
                     <w:p>
                       <w:pPr>
-                        <w:kinsoku w:val="true"/>
-                        <w:overflowPunct w:val="false"/>
-                        <w:autoSpaceDE w:val="true"/>
+                        <w:pStyle w:val="FrameContents"/>
+                        <w:overflowPunct w:val="true"/>
                         <w:bidi w:val="0"/>
                         <w:spacing w:lineRule="auto" w:line="240" w:before="0" w:after="0"/>
                         <w:ind w:hanging="0"/>
@@ -210,7 +256,7 @@
                       </w:pPr>
                       <w:r>
                         <w:rPr>
-                          <w:rFonts w:ascii="Gelasio" w:hAnsi="Gelasio" w:eastAsia="Noto Serif CJK SC" w:cs="Noto Sans Devanagari"/>
+                          <w:rFonts w:eastAsia="Noto Serif CJK SC" w:cs="Noto Sans Devanagari" w:ascii="Gelasio" w:hAnsi="Gelasio"/>
                           <w:b w:val="false"/>
                           <w:bCs w:val="false"/>
                           <w:i w:val="false"/>
@@ -241,59 +287,11 @@
                     </w:p>
                   </w:txbxContent>
                 </v:textbox>
-                <v:fill o:detectmouseclick="t" on="false"/>
-                <v:stroke color="black" joinstyle="round" endcap="flat"/>
                 <w10:wrap type="none"/>
-              </v:shape>
+              </v:rect>
             </w:pict>
           </mc:Fallback>
         </mc:AlternateContent>
-        <w:drawing>
-          <wp:anchor distT="0" distB="0" distL="0" distR="0" simplePos="0" relativeHeight="2" behindDoc="0" locked="0" layoutInCell="1" allowOverlap="1">
-            <wp:simplePos x="0" y="0"/>
-            <wp:positionH relativeFrom="column">
-              <wp:posOffset>1856105</wp:posOffset>
-            </wp:positionH>
-            <wp:positionV relativeFrom="paragraph">
-              <wp:posOffset>-238125</wp:posOffset>
-            </wp:positionV>
-            <wp:extent cx="848360" cy="885825"/>
-            <wp:effectExtent l="0" t="0" r="0" b="0"/>
-            <wp:wrapNone/>
-            <wp:docPr id="2" name="Image1"/>
-            <wp:cNvGraphicFramePr>
-              <a:graphicFrameLocks xmlns:a="http://schemas.openxmlformats.org/drawingml/2006/main" noChangeAspect="1"/>
-            </wp:cNvGraphicFramePr>
-            <a:graphic xmlns:a="http://schemas.openxmlformats.org/drawingml/2006/main">
-              <a:graphicData uri="http://schemas.openxmlformats.org/drawingml/2006/picture">
-                <pic:pic xmlns:pic="http://schemas.openxmlformats.org/drawingml/2006/picture">
-                  <pic:nvPicPr>
-                    <pic:cNvPr id="2" name="Image1"/>
-                    <pic:cNvPicPr>
-                      <a:picLocks noChangeAspect="1" noChangeArrowheads="1"/>
-                    </pic:cNvPicPr>
-                  </pic:nvPicPr>
-                  <pic:blipFill>
-                    <a:blip r:embed="rId2"/>
-                    <a:stretch>
-                      <a:fillRect/>
-                    </a:stretch>
-                  </pic:blipFill>
-                  <pic:spPr bwMode="auto">
-                    <a:xfrm>
-                      <a:off x="0" y="0"/>
-                      <a:ext cx="848360" cy="885825"/>
-                    </a:xfrm>
-                    <a:prstGeom prst="rect">
-                      <a:avLst/>
-                    </a:prstGeom>
-                    <a:noFill/>
-                  </pic:spPr>
-                </pic:pic>
-              </a:graphicData>
-            </a:graphic>
-          </wp:anchor>
-        </w:drawing>
       </w:r>
     </w:p>
     <w:p>
@@ -380,7 +378,7 @@
         <mc:AlternateContent>
           <mc:Choice Requires="wps">
             <w:drawing>
-              <wp:anchor distT="0" distB="0" distL="0" distR="0" simplePos="0" relativeHeight="4" behindDoc="0" locked="0" layoutInCell="1" allowOverlap="1">
+              <wp:anchor distT="1270" distB="635" distL="635" distR="1270" simplePos="0" relativeHeight="5" behindDoc="0" locked="0" layoutInCell="1" allowOverlap="1">
                 <wp:simplePos x="0" y="0"/>
                 <wp:positionH relativeFrom="column">
                   <wp:posOffset>126365</wp:posOffset>
@@ -425,47 +423,27 @@
                         <w:txbxContent>
                           <w:p>
                             <w:pPr>
-                              <w:overflowPunct w:val="false"/>
+                              <w:pStyle w:val="FrameContents"/>
+                              <w:overflowPunct w:val="true"/>
                               <w:bidi w:val="0"/>
                               <w:jc w:val="start"/>
                               <w:rPr/>
                             </w:pPr>
                             <w:r>
                               <w:rPr>
-                                <w:rFonts w:ascii="Inter" w:hAnsi="Inter" w:eastAsia="Inter" w:cs="Inter"/>
+                                <w:rFonts w:eastAsia="Inter" w:cs="Inter" w:ascii="Inter" w:hAnsi="Inter"/>
                                 <w:b/>
                                 <w:bCs/>
+                                <w:color w:val="000000"/>
                                 <w:sz w:val="24"/>
                               </w:rPr>
-                            </w:r>
-                            <w:r>
-                              <w:rPr>
-                                <w:rFonts w:ascii="Inter" w:hAnsi="Inter" w:eastAsia="Inter" w:cs="Inter"/>
-                                <w:b/>
-                                <w:bCs/>
-                                <w:sz w:val="24"/>
-                              </w:rPr>
-                            </w:r>
-                            <w:r>
-                              <w:rPr>
-                                <w:rFonts w:ascii="Inter" w:hAnsi="Inter" w:eastAsia="Inter" w:cs="Inter"/>
-                                <w:b/>
-                                <w:bCs/>
-                                <w:sz w:val="24"/>
-                              </w:rPr>
-                            </w:r>
-                            <w:r>
-                              <w:rPr>
-                                <w:rFonts w:ascii="Inter" w:hAnsi="Inter" w:eastAsia="Inter" w:cs="Inter"/>
-                                <w:b/>
-                                <w:bCs/>
-                                <w:sz w:val="24"/>
-                              </w:rPr>
+                              <w:tab/>
                               <w:t>Student:</w:t>
                             </w:r>
                             <w:r>
                               <w:rPr>
-                                <w:rFonts w:ascii="Inter" w:hAnsi="Inter" w:eastAsia="Inter" w:cs="Inter"/>
+                                <w:rFonts w:eastAsia="Inter" w:cs="Inter" w:ascii="Inter" w:hAnsi="Inter"/>
+                                <w:color w:val="000000"/>
                                 <w:sz w:val="24"/>
                               </w:rPr>
                               <w:t xml:space="preserve"> {{student_name}}</w:t>
@@ -473,69 +451,45 @@
                           </w:p>
                           <w:p>
                             <w:pPr>
-                              <w:overflowPunct w:val="false"/>
+                              <w:pStyle w:val="FrameContents"/>
+                              <w:overflowPunct w:val="true"/>
                               <w:bidi w:val="0"/>
                               <w:jc w:val="start"/>
                               <w:rPr/>
                             </w:pPr>
                             <w:r>
                               <w:rPr>
-                                <w:rFonts w:ascii="Inter" w:hAnsi="Inter" w:eastAsia="Inter" w:cs="Inter"/>
+                                <w:rFonts w:eastAsia="Inter" w:cs="Inter" w:ascii="Inter" w:hAnsi="Inter"/>
                                 <w:b/>
                                 <w:bCs/>
+                                <w:color w:val="000000"/>
                                 <w:sz w:val="24"/>
                               </w:rPr>
-                            </w:r>
-                            <w:r>
-                              <w:rPr>
-                                <w:rFonts w:ascii="Inter" w:hAnsi="Inter" w:eastAsia="Inter" w:cs="Inter"/>
-                                <w:b/>
-                                <w:bCs/>
-                                <w:sz w:val="24"/>
-                              </w:rPr>
-                            </w:r>
-                            <w:r>
-                              <w:rPr>
-                                <w:rFonts w:ascii="Inter" w:hAnsi="Inter" w:eastAsia="Inter" w:cs="Inter"/>
-                                <w:b/>
-                                <w:bCs/>
-                                <w:sz w:val="24"/>
-                              </w:rPr>
-                            </w:r>
-                            <w:r>
-                              <w:rPr>
-                                <w:rFonts w:ascii="Inter" w:hAnsi="Inter" w:eastAsia="Inter" w:cs="Inter"/>
-                                <w:b/>
-                                <w:bCs/>
-                                <w:sz w:val="24"/>
-                              </w:rPr>
+                              <w:tab/>
                               <w:t>Grade:</w:t>
                             </w:r>
                             <w:r>
                               <w:rPr>
-                                <w:rFonts w:ascii="Inter" w:hAnsi="Inter" w:eastAsia="Inter" w:cs="Inter"/>
+                                <w:rFonts w:eastAsia="Inter" w:cs="Inter" w:ascii="Inter" w:hAnsi="Inter"/>
+                                <w:color w:val="000000"/>
                                 <w:sz w:val="24"/>
                               </w:rPr>
                               <w:t xml:space="preserve"> 1-Math</w:t>
                             </w:r>
                             <w:r>
                               <w:rPr>
-                                <w:rFonts w:ascii="Inter" w:hAnsi="Inter" w:eastAsia="Inter" w:cs="Inter"/>
-                                <w:sz w:val="24"/>
-                              </w:rPr>
-                            </w:r>
-                            <w:r>
-                              <w:rPr>
-                                <w:rFonts w:ascii="Inter" w:hAnsi="Inter" w:eastAsia="Inter" w:cs="Inter"/>
+                                <w:rFonts w:eastAsia="Inter" w:cs="Inter" w:ascii="Inter" w:hAnsi="Inter"/>
                                 <w:b/>
                                 <w:bCs/>
+                                <w:color w:val="000000"/>
                                 <w:sz w:val="24"/>
                               </w:rPr>
                               <w:t>Section:</w:t>
                             </w:r>
                             <w:r>
                               <w:rPr>
-                                <w:rFonts w:ascii="Inter" w:hAnsi="Inter" w:eastAsia="Inter" w:cs="Inter"/>
+                                <w:rFonts w:eastAsia="Inter" w:cs="Inter" w:ascii="Inter" w:hAnsi="Inter"/>
+                                <w:color w:val="000000"/>
                                 <w:sz w:val="24"/>
                               </w:rPr>
                               <w:t xml:space="preserve"> {{section_name}}</w:t>
@@ -543,47 +497,27 @@
                           </w:p>
                           <w:p>
                             <w:pPr>
-                              <w:overflowPunct w:val="false"/>
+                              <w:pStyle w:val="FrameContents"/>
+                              <w:overflowPunct w:val="true"/>
                               <w:bidi w:val="0"/>
                               <w:jc w:val="start"/>
                               <w:rPr/>
                             </w:pPr>
                             <w:r>
                               <w:rPr>
-                                <w:rFonts w:ascii="Inter" w:hAnsi="Inter" w:eastAsia="Inter" w:cs="Inter"/>
+                                <w:rFonts w:eastAsia="Inter" w:cs="Inter" w:ascii="Inter" w:hAnsi="Inter"/>
                                 <w:b/>
                                 <w:bCs/>
+                                <w:color w:val="000000"/>
                                 <w:sz w:val="24"/>
                               </w:rPr>
-                            </w:r>
-                            <w:r>
-                              <w:rPr>
-                                <w:rFonts w:ascii="Inter" w:hAnsi="Inter" w:eastAsia="Inter" w:cs="Inter"/>
-                                <w:b/>
-                                <w:bCs/>
-                                <w:sz w:val="24"/>
-                              </w:rPr>
-                            </w:r>
-                            <w:r>
-                              <w:rPr>
-                                <w:rFonts w:ascii="Inter" w:hAnsi="Inter" w:eastAsia="Inter" w:cs="Inter"/>
-                                <w:b/>
-                                <w:bCs/>
-                                <w:sz w:val="24"/>
-                              </w:rPr>
-                            </w:r>
-                            <w:r>
-                              <w:rPr>
-                                <w:rFonts w:ascii="Inter" w:hAnsi="Inter" w:eastAsia="Inter" w:cs="Inter"/>
-                                <w:b/>
-                                <w:bCs/>
-                                <w:sz w:val="24"/>
-                              </w:rPr>
+                              <w:tab/>
                               <w:t>Teacher:</w:t>
                             </w:r>
                             <w:r>
                               <w:rPr>
-                                <w:rFonts w:ascii="Inter" w:hAnsi="Inter" w:eastAsia="Inter" w:cs="Inter"/>
+                                <w:rFonts w:eastAsia="Inter" w:cs="Inter" w:ascii="Inter" w:hAnsi="Inter"/>
+                                <w:color w:val="000000"/>
                                 <w:sz w:val="24"/>
                               </w:rPr>
                               <w:t xml:space="preserve"> {{teacher_name}}</w:t>
@@ -661,52 +595,34 @@
                   <v:h position="@0,0"/>
                 </v:handles>
               </v:shapetype>
-              <v:shape id="shape_0" fillcolor="#dee6ef" stroked="t" o:allowincell="f" style="position:absolute;margin-left:9.95pt;margin-top:2.2pt;width:488.95pt;height:87.7pt;mso-wrap-style:none;v-text-anchor:middle" type="_x0000_t98">
+              <v:shape id="shape_0" fillcolor="#dee6ef" stroked="t" o:allowincell="f" style="position:absolute;margin-left:9.95pt;margin-top:2.2pt;width:488.95pt;height:87.7pt;mso-wrap-style:square;v-text-anchor:middle" type="_x0000_t98" path="l-2147483641,-2147483641l-2147483627,-2147483626l-2147483631,-2147483641l-2147483640,-2147483640l-2147483625,-2147483624l-2147483632,-2147483642l-2147483641,-2147483642l-2147483641,-2147483641l-2147483623,-2147483622l0,-2147483634l-2147483641,-2147483641xl-2147483642,-2147483635l-2147483631,-2147483635xel-2147483619,-2147483618l-2147483641,-2147483636xl-2147483617,-2147483616l-2147483640,-2147483640xel-2147483641,-2147483636l-2147483641,-2147483641l-2147483613,-2147483612l-2147483640,-2147483640l-2147483611,-2147483610l-2147483631,-2147483642l-2147483641,-2147483641l-2147483609,-2147483608l-2147483640,-2147483640xl0,-2147483638l-2147483641,-2147483641l-2147483632,-2147483642l-2147483632,-2147483641l-2147483603,-2147483602l-2147483628,-2147483633l-2147483641,-2147483641l-2147483642,-2147483635e">
+                <v:fill o:detectmouseclick="t" type="solid" color2="#211910"/>
+                <v:stroke color="#3465a4" joinstyle="round" endcap="flat"/>
                 <v:textbox>
                   <w:txbxContent>
                     <w:p>
                       <w:pPr>
-                        <w:overflowPunct w:val="false"/>
+                        <w:pStyle w:val="FrameContents"/>
+                        <w:overflowPunct w:val="true"/>
                         <w:bidi w:val="0"/>
                         <w:jc w:val="start"/>
                         <w:rPr/>
                       </w:pPr>
                       <w:r>
                         <w:rPr>
-                          <w:rFonts w:ascii="Inter" w:hAnsi="Inter" w:eastAsia="Inter" w:cs="Inter"/>
+                          <w:rFonts w:eastAsia="Inter" w:cs="Inter" w:ascii="Inter" w:hAnsi="Inter"/>
                           <w:b/>
                           <w:bCs/>
+                          <w:color w:val="000000"/>
                           <w:sz w:val="24"/>
                         </w:rPr>
-                      </w:r>
-                      <w:r>
-                        <w:rPr>
-                          <w:rFonts w:ascii="Inter" w:hAnsi="Inter" w:eastAsia="Inter" w:cs="Inter"/>
-                          <w:b/>
-                          <w:bCs/>
-                          <w:sz w:val="24"/>
-                        </w:rPr>
-                      </w:r>
-                      <w:r>
-                        <w:rPr>
-                          <w:rFonts w:ascii="Inter" w:hAnsi="Inter" w:eastAsia="Inter" w:cs="Inter"/>
-                          <w:b/>
-                          <w:bCs/>
-                          <w:sz w:val="24"/>
-                        </w:rPr>
-                      </w:r>
-                      <w:r>
-                        <w:rPr>
-                          <w:rFonts w:ascii="Inter" w:hAnsi="Inter" w:eastAsia="Inter" w:cs="Inter"/>
-                          <w:b/>
-                          <w:bCs/>
-                          <w:sz w:val="24"/>
-                        </w:rPr>
+                        <w:tab/>
                         <w:t>Student:</w:t>
                       </w:r>
                       <w:r>
                         <w:rPr>
-                          <w:rFonts w:ascii="Inter" w:hAnsi="Inter" w:eastAsia="Inter" w:cs="Inter"/>
+                          <w:rFonts w:eastAsia="Inter" w:cs="Inter" w:ascii="Inter" w:hAnsi="Inter"/>
+                          <w:color w:val="000000"/>
                           <w:sz w:val="24"/>
                         </w:rPr>
                         <w:t xml:space="preserve"> {{student_name}}</w:t>
@@ -714,69 +630,45 @@
                     </w:p>
                     <w:p>
                       <w:pPr>
-                        <w:overflowPunct w:val="false"/>
+                        <w:pStyle w:val="FrameContents"/>
+                        <w:overflowPunct w:val="true"/>
                         <w:bidi w:val="0"/>
                         <w:jc w:val="start"/>
                         <w:rPr/>
                       </w:pPr>
                       <w:r>
                         <w:rPr>
-                          <w:rFonts w:ascii="Inter" w:hAnsi="Inter" w:eastAsia="Inter" w:cs="Inter"/>
+                          <w:rFonts w:eastAsia="Inter" w:cs="Inter" w:ascii="Inter" w:hAnsi="Inter"/>
                           <w:b/>
                           <w:bCs/>
+                          <w:color w:val="000000"/>
                           <w:sz w:val="24"/>
                         </w:rPr>
-                      </w:r>
-                      <w:r>
-                        <w:rPr>
-                          <w:rFonts w:ascii="Inter" w:hAnsi="Inter" w:eastAsia="Inter" w:cs="Inter"/>
-                          <w:b/>
-                          <w:bCs/>
-                          <w:sz w:val="24"/>
-                        </w:rPr>
-                      </w:r>
-                      <w:r>
-                        <w:rPr>
-                          <w:rFonts w:ascii="Inter" w:hAnsi="Inter" w:eastAsia="Inter" w:cs="Inter"/>
-                          <w:b/>
-                          <w:bCs/>
-                          <w:sz w:val="24"/>
-                        </w:rPr>
-                      </w:r>
-                      <w:r>
-                        <w:rPr>
-                          <w:rFonts w:ascii="Inter" w:hAnsi="Inter" w:eastAsia="Inter" w:cs="Inter"/>
-                          <w:b/>
-                          <w:bCs/>
-                          <w:sz w:val="24"/>
-                        </w:rPr>
+                        <w:tab/>
                         <w:t>Grade:</w:t>
                       </w:r>
                       <w:r>
                         <w:rPr>
-                          <w:rFonts w:ascii="Inter" w:hAnsi="Inter" w:eastAsia="Inter" w:cs="Inter"/>
+                          <w:rFonts w:eastAsia="Inter" w:cs="Inter" w:ascii="Inter" w:hAnsi="Inter"/>
+                          <w:color w:val="000000"/>
                           <w:sz w:val="24"/>
                         </w:rPr>
                         <w:t xml:space="preserve"> 1-Math</w:t>
                       </w:r>
                       <w:r>
                         <w:rPr>
-                          <w:rFonts w:ascii="Inter" w:hAnsi="Inter" w:eastAsia="Inter" w:cs="Inter"/>
-                          <w:sz w:val="24"/>
-                        </w:rPr>
-                      </w:r>
-                      <w:r>
-                        <w:rPr>
-                          <w:rFonts w:ascii="Inter" w:hAnsi="Inter" w:eastAsia="Inter" w:cs="Inter"/>
+                          <w:rFonts w:eastAsia="Inter" w:cs="Inter" w:ascii="Inter" w:hAnsi="Inter"/>
                           <w:b/>
                           <w:bCs/>
+                          <w:color w:val="000000"/>
                           <w:sz w:val="24"/>
                         </w:rPr>
                         <w:t>Section:</w:t>
                       </w:r>
                       <w:r>
                         <w:rPr>
-                          <w:rFonts w:ascii="Inter" w:hAnsi="Inter" w:eastAsia="Inter" w:cs="Inter"/>
+                          <w:rFonts w:eastAsia="Inter" w:cs="Inter" w:ascii="Inter" w:hAnsi="Inter"/>
+                          <w:color w:val="000000"/>
                           <w:sz w:val="24"/>
                         </w:rPr>
                         <w:t xml:space="preserve"> {{section_name}}</w:t>
@@ -784,47 +676,27 @@
                     </w:p>
                     <w:p>
                       <w:pPr>
-                        <w:overflowPunct w:val="false"/>
+                        <w:pStyle w:val="FrameContents"/>
+                        <w:overflowPunct w:val="true"/>
                         <w:bidi w:val="0"/>
                         <w:jc w:val="start"/>
                         <w:rPr/>
                       </w:pPr>
                       <w:r>
                         <w:rPr>
-                          <w:rFonts w:ascii="Inter" w:hAnsi="Inter" w:eastAsia="Inter" w:cs="Inter"/>
+                          <w:rFonts w:eastAsia="Inter" w:cs="Inter" w:ascii="Inter" w:hAnsi="Inter"/>
                           <w:b/>
                           <w:bCs/>
+                          <w:color w:val="000000"/>
                           <w:sz w:val="24"/>
                         </w:rPr>
-                      </w:r>
-                      <w:r>
-                        <w:rPr>
-                          <w:rFonts w:ascii="Inter" w:hAnsi="Inter" w:eastAsia="Inter" w:cs="Inter"/>
-                          <w:b/>
-                          <w:bCs/>
-                          <w:sz w:val="24"/>
-                        </w:rPr>
-                      </w:r>
-                      <w:r>
-                        <w:rPr>
-                          <w:rFonts w:ascii="Inter" w:hAnsi="Inter" w:eastAsia="Inter" w:cs="Inter"/>
-                          <w:b/>
-                          <w:bCs/>
-                          <w:sz w:val="24"/>
-                        </w:rPr>
-                      </w:r>
-                      <w:r>
-                        <w:rPr>
-                          <w:rFonts w:ascii="Inter" w:hAnsi="Inter" w:eastAsia="Inter" w:cs="Inter"/>
-                          <w:b/>
-                          <w:bCs/>
-                          <w:sz w:val="24"/>
-                        </w:rPr>
+                        <w:tab/>
                         <w:t>Teacher:</w:t>
                       </w:r>
                       <w:r>
                         <w:rPr>
-                          <w:rFonts w:ascii="Inter" w:hAnsi="Inter" w:eastAsia="Inter" w:cs="Inter"/>
+                          <w:rFonts w:eastAsia="Inter" w:cs="Inter" w:ascii="Inter" w:hAnsi="Inter"/>
+                          <w:color w:val="000000"/>
                           <w:sz w:val="24"/>
                         </w:rPr>
                         <w:t xml:space="preserve"> {{teacher_name}}</w:t>
@@ -832,8 +704,6 @@
                     </w:p>
                   </w:txbxContent>
                 </v:textbox>
-                <v:fill o:detectmouseclick="t" color2="#211910"/>
-                <v:stroke color="#3465a4" joinstyle="round" endcap="flat"/>
                 <w10:wrap type="none"/>
               </v:shape>
             </w:pict>
@@ -946,111 +816,456 @@
         </w:rPr>
       </w:r>
     </w:p>
+    <w:p>
+      <w:pPr>
+        <w:pStyle w:val="Normal"/>
+        <w:bidi w:val="0"/>
+        <w:jc w:val="start"/>
+        <w:rPr>
+          <w:rFonts w:ascii="Inter" w:hAnsi="Inter"/>
+        </w:rPr>
+      </w:pPr>
+      <w:r>
+        <w:rPr>
+          <w:rFonts w:ascii="Inter" w:hAnsi="Inter"/>
+        </w:rPr>
+      </w:r>
+    </w:p>
     <w:tbl>
       <w:tblPr>
-        <w:tblW w:w="3855" w:type="dxa"/>
+        <w:tblW w:w="17447" w:type="dxa"/>
         <w:jc w:val="start"/>
-        <w:tblInd w:w="-5" w:type="dxa"/>
+        <w:tblInd w:w="64" w:type="dxa"/>
         <w:tblLayout w:type="fixed"/>
         <w:tblCellMar>
-          <w:top w:w="55" w:type="dxa"/>
-          <w:start w:w="55" w:type="dxa"/>
-          <w:bottom w:w="55" w:type="dxa"/>
-          <w:end w:w="55" w:type="dxa"/>
+          <w:top w:w="0" w:type="dxa"/>
+          <w:start w:w="30" w:type="dxa"/>
+          <w:bottom w:w="0" w:type="dxa"/>
+          <w:end w:w="30" w:type="dxa"/>
         </w:tblCellMar>
       </w:tblPr>
       <w:tblGrid>
+        <w:gridCol w:w="1500"/>
+        <w:gridCol w:w="1965"/>
+        <w:gridCol w:w="300"/>
         <w:gridCol w:w="1710"/>
-        <w:gridCol w:w="2145"/>
+        <w:gridCol w:w="2040"/>
+        <w:gridCol w:w="330"/>
+        <w:gridCol w:w="1650"/>
+        <w:gridCol w:w="1980"/>
+        <w:gridCol w:w="225"/>
+        <w:gridCol w:w="3780"/>
+        <w:gridCol w:w="1967"/>
       </w:tblGrid>
       <w:tr>
-        <w:trPr/>
-        <w:tc>
-          <w:tcPr>
-            <w:tcW w:w="3855" w:type="dxa"/>
+        <w:trPr>
+          <w:trHeight w:val="567" w:hRule="atLeast"/>
+        </w:trPr>
+        <w:tc>
+          <w:tcPr>
+            <w:tcW w:w="3465" w:type="dxa"/>
             <w:gridSpan w:val="2"/>
-            <w:tcBorders>
-              <w:top w:val="single" w:sz="4" w:space="0" w:color="000000"/>
-              <w:start w:val="single" w:sz="4" w:space="0" w:color="000000"/>
-              <w:bottom w:val="single" w:sz="4" w:space="0" w:color="000000"/>
-              <w:end w:val="single" w:sz="4" w:space="0" w:color="000000"/>
-            </w:tcBorders>
-            <w:shd w:fill="1167AD" w:val="clear"/>
-          </w:tcPr>
-          <w:p>
-            <w:pPr>
-              <w:pStyle w:val="TableContents"/>
-              <w:bidi w:val="0"/>
-              <w:jc w:val="center"/>
+            <w:tcBorders/>
+            <w:vAlign w:val="center"/>
+          </w:tcPr>
+          <w:p>
+            <w:pPr>
+              <w:pStyle w:val="Normal"/>
+              <w:tabs>
+                <w:tab w:val="clear" w:pos="709"/>
+              </w:tabs>
+              <w:jc w:val="center"/>
+              <w:rPr>
+                <w:sz w:val="22"/>
+                <w:szCs w:val="22"/>
+              </w:rPr>
+            </w:pPr>
+            <w:r>
               <w:rPr>
                 <w:rFonts w:ascii="Inter" w:hAnsi="Inter"/>
                 <w:b/>
-                <w:bCs/>
+                <w:sz w:val="22"/>
+                <w:szCs w:val="22"/>
+              </w:rPr>
+              <w:t>FIRST GRADING PERIOD</w:t>
+            </w:r>
+          </w:p>
+        </w:tc>
+        <w:tc>
+          <w:tcPr>
+            <w:tcW w:w="300" w:type="dxa"/>
+            <w:tcBorders/>
+            <w:vAlign w:val="center"/>
+          </w:tcPr>
+          <w:p>
+            <w:pPr>
+              <w:pStyle w:val="Normal"/>
+              <w:tabs>
+                <w:tab w:val="clear" w:pos="709"/>
+              </w:tabs>
+              <w:jc w:val="start"/>
+              <w:rPr>
+                <w:rFonts w:ascii="Arial" w:hAnsi="Arial"/>
+                <w:sz w:val="22"/>
+                <w:szCs w:val="22"/>
+              </w:rPr>
+            </w:pPr>
+            <w:r>
+              <w:rPr>
+                <w:rFonts w:ascii="Arial" w:hAnsi="Arial"/>
+                <w:sz w:val="22"/>
+                <w:szCs w:val="22"/>
+              </w:rPr>
+            </w:r>
+          </w:p>
+        </w:tc>
+        <w:tc>
+          <w:tcPr>
+            <w:tcW w:w="3750" w:type="dxa"/>
+            <w:gridSpan w:val="2"/>
+            <w:tcBorders/>
+            <w:vAlign w:val="center"/>
+          </w:tcPr>
+          <w:p>
+            <w:pPr>
+              <w:pStyle w:val="Normal"/>
+              <w:tabs>
+                <w:tab w:val="clear" w:pos="709"/>
+              </w:tabs>
+              <w:jc w:val="center"/>
+              <w:rPr>
+                <w:sz w:val="22"/>
+                <w:szCs w:val="22"/>
               </w:rPr>
             </w:pPr>
             <w:r>
               <w:rPr>
                 <w:rFonts w:ascii="Inter" w:hAnsi="Inter"/>
                 <w:b/>
-                <w:bCs/>
-              </w:rPr>
-              <w:t>1</w:t>
-            </w:r>
+                <w:sz w:val="22"/>
+                <w:szCs w:val="22"/>
+              </w:rPr>
+              <w:t>SECOND GRADING PERIOD</w:t>
+            </w:r>
+          </w:p>
+        </w:tc>
+        <w:tc>
+          <w:tcPr>
+            <w:tcW w:w="330" w:type="dxa"/>
+            <w:tcBorders/>
+            <w:vAlign w:val="bottom"/>
+          </w:tcPr>
+          <w:p>
+            <w:pPr>
+              <w:pStyle w:val="Normal"/>
+              <w:tabs>
+                <w:tab w:val="clear" w:pos="709"/>
+              </w:tabs>
+              <w:jc w:val="start"/>
+              <w:rPr>
+                <w:rFonts w:ascii="Arial" w:hAnsi="Arial"/>
+                <w:sz w:val="22"/>
+                <w:szCs w:val="22"/>
+              </w:rPr>
+            </w:pPr>
+            <w:r>
+              <w:rPr>
+                <w:rFonts w:ascii="Arial" w:hAnsi="Arial"/>
+                <w:sz w:val="22"/>
+                <w:szCs w:val="22"/>
+              </w:rPr>
+            </w:r>
+          </w:p>
+        </w:tc>
+        <w:tc>
+          <w:tcPr>
+            <w:tcW w:w="3630" w:type="dxa"/>
+            <w:gridSpan w:val="2"/>
+            <w:tcBorders/>
+            <w:vAlign w:val="center"/>
+          </w:tcPr>
+          <w:p>
+            <w:pPr>
+              <w:pStyle w:val="Normal"/>
+              <w:tabs>
+                <w:tab w:val="clear" w:pos="709"/>
+              </w:tabs>
+              <w:jc w:val="center"/>
+              <w:rPr>
+                <w:sz w:val="22"/>
+                <w:szCs w:val="22"/>
+              </w:rPr>
+            </w:pPr>
             <w:r>
               <w:rPr>
                 <w:rFonts w:ascii="Inter" w:hAnsi="Inter"/>
                 <w:b/>
-                <w:bCs/>
-                <w:vertAlign w:val="superscript"/>
-              </w:rPr>
-              <w:t>st</w:t>
-            </w:r>
+                <w:sz w:val="22"/>
+                <w:szCs w:val="22"/>
+              </w:rPr>
+              <w:t>THIRD GRADING PERIOD</w:t>
+            </w:r>
+          </w:p>
+        </w:tc>
+        <w:tc>
+          <w:tcPr>
+            <w:tcW w:w="225" w:type="dxa"/>
+            <w:tcBorders/>
+            <w:vAlign w:val="center"/>
+          </w:tcPr>
+          <w:p>
+            <w:pPr>
+              <w:pStyle w:val="Normal"/>
+              <w:tabs>
+                <w:tab w:val="clear" w:pos="709"/>
+              </w:tabs>
+              <w:jc w:val="start"/>
+              <w:rPr>
+                <w:rFonts w:ascii="Arial" w:hAnsi="Arial"/>
+                <w:sz w:val="22"/>
+                <w:szCs w:val="22"/>
+              </w:rPr>
+            </w:pPr>
+            <w:r>
+              <w:rPr>
+                <w:rFonts w:ascii="Arial" w:hAnsi="Arial"/>
+                <w:sz w:val="22"/>
+                <w:szCs w:val="22"/>
+              </w:rPr>
+            </w:r>
+          </w:p>
+        </w:tc>
+        <w:tc>
+          <w:tcPr>
+            <w:tcW w:w="5747" w:type="dxa"/>
+            <w:gridSpan w:val="2"/>
+            <w:tcBorders/>
+            <w:vAlign w:val="center"/>
+          </w:tcPr>
+          <w:p>
+            <w:pPr>
+              <w:pStyle w:val="Normal"/>
+              <w:tabs>
+                <w:tab w:val="clear" w:pos="709"/>
+              </w:tabs>
+              <w:jc w:val="center"/>
+              <w:rPr>
+                <w:sz w:val="22"/>
+                <w:szCs w:val="22"/>
+              </w:rPr>
+            </w:pPr>
             <w:r>
               <w:rPr>
                 <w:rFonts w:ascii="Inter" w:hAnsi="Inter"/>
                 <w:b/>
-                <w:bCs/>
-              </w:rPr>
-              <w:t xml:space="preserve"> </w:t>
-            </w:r>
-            <w:r>
-              <w:rPr>
-                <w:rFonts w:ascii="Inter" w:hAnsi="Inter"/>
-                <w:b/>
-                <w:bCs/>
-              </w:rPr>
-              <w:t>GRADING PERIOD</w:t>
+                <w:sz w:val="22"/>
+                <w:szCs w:val="22"/>
+              </w:rPr>
+              <w:t>FOURTH GRADING PERIOD</w:t>
             </w:r>
           </w:p>
         </w:tc>
       </w:tr>
       <w:tr>
-        <w:trPr/>
+        <w:trPr>
+          <w:trHeight w:val="454" w:hRule="atLeast"/>
+        </w:trPr>
+        <w:tc>
+          <w:tcPr>
+            <w:tcW w:w="1500" w:type="dxa"/>
+            <w:tcBorders/>
+            <w:vAlign w:val="center"/>
+          </w:tcPr>
+          <w:p>
+            <w:pPr>
+              <w:pStyle w:val="Normal"/>
+              <w:tabs>
+                <w:tab w:val="clear" w:pos="709"/>
+              </w:tabs>
+              <w:jc w:val="center"/>
+              <w:rPr>
+                <w:sz w:val="22"/>
+                <w:szCs w:val="22"/>
+              </w:rPr>
+            </w:pPr>
+            <w:r>
+              <w:rPr>
+                <w:rFonts w:ascii="Arial" w:hAnsi="Arial"/>
+                <w:b/>
+                <w:sz w:val="22"/>
+                <w:szCs w:val="22"/>
+              </w:rPr>
+              <w:t>QUIZ NO.</w:t>
+            </w:r>
+          </w:p>
+        </w:tc>
+        <w:tc>
+          <w:tcPr>
+            <w:tcW w:w="1965" w:type="dxa"/>
+            <w:tcBorders/>
+            <w:vAlign w:val="center"/>
+          </w:tcPr>
+          <w:p>
+            <w:pPr>
+              <w:pStyle w:val="Normal"/>
+              <w:tabs>
+                <w:tab w:val="clear" w:pos="709"/>
+              </w:tabs>
+              <w:jc w:val="center"/>
+              <w:rPr>
+                <w:sz w:val="22"/>
+                <w:szCs w:val="22"/>
+              </w:rPr>
+            </w:pPr>
+            <w:r>
+              <w:rPr>
+                <w:rFonts w:ascii="Arial" w:hAnsi="Arial"/>
+                <w:b/>
+                <w:sz w:val="22"/>
+                <w:szCs w:val="22"/>
+              </w:rPr>
+              <w:t>SCORE</w:t>
+            </w:r>
+          </w:p>
+        </w:tc>
+        <w:tc>
+          <w:tcPr>
+            <w:tcW w:w="300" w:type="dxa"/>
+            <w:tcBorders/>
+            <w:vAlign w:val="center"/>
+          </w:tcPr>
+          <w:p>
+            <w:pPr>
+              <w:pStyle w:val="Normal"/>
+              <w:tabs>
+                <w:tab w:val="clear" w:pos="709"/>
+              </w:tabs>
+              <w:jc w:val="start"/>
+              <w:rPr>
+                <w:rFonts w:ascii="Arial" w:hAnsi="Arial"/>
+                <w:sz w:val="22"/>
+                <w:szCs w:val="22"/>
+              </w:rPr>
+            </w:pPr>
+            <w:r>
+              <w:rPr>
+                <w:rFonts w:ascii="Arial" w:hAnsi="Arial"/>
+                <w:sz w:val="22"/>
+                <w:szCs w:val="22"/>
+              </w:rPr>
+            </w:r>
+          </w:p>
+        </w:tc>
         <w:tc>
           <w:tcPr>
             <w:tcW w:w="1710" w:type="dxa"/>
-            <w:tcBorders>
-              <w:start w:val="single" w:sz="4" w:space="0" w:color="000000"/>
-              <w:bottom w:val="single" w:sz="4" w:space="0" w:color="000000"/>
-            </w:tcBorders>
-            <w:shd w:fill="AFCADD" w:val="clear"/>
-          </w:tcPr>
-          <w:p>
-            <w:pPr>
-              <w:pStyle w:val="TableContents"/>
-              <w:bidi w:val="0"/>
-              <w:jc w:val="center"/>
-              <w:rPr>
-                <w:rFonts w:ascii="Inter" w:hAnsi="Inter"/>
+            <w:tcBorders/>
+            <w:vAlign w:val="center"/>
+          </w:tcPr>
+          <w:p>
+            <w:pPr>
+              <w:pStyle w:val="Normal"/>
+              <w:tabs>
+                <w:tab w:val="clear" w:pos="709"/>
+              </w:tabs>
+              <w:jc w:val="center"/>
+              <w:rPr>
+                <w:sz w:val="22"/>
+                <w:szCs w:val="22"/>
+              </w:rPr>
+            </w:pPr>
+            <w:r>
+              <w:rPr>
+                <w:rFonts w:ascii="Arial" w:hAnsi="Arial"/>
                 <w:b/>
-                <w:bCs/>
-              </w:rPr>
-            </w:pPr>
-            <w:r>
-              <w:rPr>
-                <w:rFonts w:ascii="Inter" w:hAnsi="Inter"/>
+                <w:sz w:val="22"/>
+                <w:szCs w:val="22"/>
+              </w:rPr>
+              <w:t>QUIZ NO.</w:t>
+            </w:r>
+          </w:p>
+        </w:tc>
+        <w:tc>
+          <w:tcPr>
+            <w:tcW w:w="2040" w:type="dxa"/>
+            <w:tcBorders/>
+            <w:vAlign w:val="center"/>
+          </w:tcPr>
+          <w:p>
+            <w:pPr>
+              <w:pStyle w:val="Normal"/>
+              <w:tabs>
+                <w:tab w:val="clear" w:pos="709"/>
+              </w:tabs>
+              <w:jc w:val="center"/>
+              <w:rPr>
+                <w:sz w:val="22"/>
+                <w:szCs w:val="22"/>
+              </w:rPr>
+            </w:pPr>
+            <w:r>
+              <w:rPr>
+                <w:rFonts w:ascii="Arial" w:hAnsi="Arial"/>
                 <w:b/>
-                <w:bCs/>
+                <w:sz w:val="22"/>
+                <w:szCs w:val="22"/>
+              </w:rPr>
+              <w:t>SCORE</w:t>
+            </w:r>
+          </w:p>
+        </w:tc>
+        <w:tc>
+          <w:tcPr>
+            <w:tcW w:w="330" w:type="dxa"/>
+            <w:tcBorders/>
+            <w:vAlign w:val="bottom"/>
+          </w:tcPr>
+          <w:p>
+            <w:pPr>
+              <w:pStyle w:val="Normal"/>
+              <w:tabs>
+                <w:tab w:val="clear" w:pos="709"/>
+              </w:tabs>
+              <w:jc w:val="start"/>
+              <w:rPr>
+                <w:rFonts w:ascii="Arial" w:hAnsi="Arial"/>
+                <w:sz w:val="22"/>
+                <w:szCs w:val="22"/>
+              </w:rPr>
+            </w:pPr>
+            <w:r>
+              <w:rPr>
+                <w:rFonts w:ascii="Arial" w:hAnsi="Arial"/>
+                <w:sz w:val="22"/>
+                <w:szCs w:val="22"/>
+              </w:rPr>
+            </w:r>
+          </w:p>
+        </w:tc>
+        <w:tc>
+          <w:tcPr>
+            <w:tcW w:w="1650" w:type="dxa"/>
+            <w:tcBorders/>
+            <w:vAlign w:val="center"/>
+          </w:tcPr>
+          <w:p>
+            <w:pPr>
+              <w:pStyle w:val="Normal"/>
+              <w:tabs>
+                <w:tab w:val="clear" w:pos="709"/>
+              </w:tabs>
+              <w:jc w:val="center"/>
+              <w:rPr>
+                <w:sz w:val="22"/>
+                <w:szCs w:val="22"/>
+              </w:rPr>
+            </w:pPr>
+            <w:r>
+              <w:rPr>
+                <w:rFonts w:ascii="Arial" w:hAnsi="Arial"/>
+                <w:b/>
+                <w:sz w:val="22"/>
+                <w:szCs w:val="22"/>
               </w:rPr>
               <w:t>QUIZ NO.</w:t>
             </w:r>
@@ -1058,30 +1273,109 @@
         </w:tc>
         <w:tc>
           <w:tcPr>
-            <w:tcW w:w="2145" w:type="dxa"/>
-            <w:tcBorders>
-              <w:start w:val="single" w:sz="4" w:space="0" w:color="000000"/>
-              <w:bottom w:val="single" w:sz="4" w:space="0" w:color="000000"/>
-              <w:end w:val="single" w:sz="4" w:space="0" w:color="000000"/>
-            </w:tcBorders>
-            <w:shd w:fill="AFCADD" w:val="clear"/>
-          </w:tcPr>
-          <w:p>
-            <w:pPr>
-              <w:pStyle w:val="TableContents"/>
-              <w:bidi w:val="0"/>
-              <w:jc w:val="center"/>
-              <w:rPr>
-                <w:rFonts w:ascii="Inter" w:hAnsi="Inter"/>
+            <w:tcW w:w="1980" w:type="dxa"/>
+            <w:tcBorders/>
+            <w:vAlign w:val="center"/>
+          </w:tcPr>
+          <w:p>
+            <w:pPr>
+              <w:pStyle w:val="Normal"/>
+              <w:tabs>
+                <w:tab w:val="clear" w:pos="709"/>
+              </w:tabs>
+              <w:jc w:val="center"/>
+              <w:rPr>
+                <w:sz w:val="22"/>
+                <w:szCs w:val="22"/>
+              </w:rPr>
+            </w:pPr>
+            <w:r>
+              <w:rPr>
+                <w:rFonts w:ascii="Arial" w:hAnsi="Arial"/>
                 <w:b/>
-                <w:bCs/>
-              </w:rPr>
-            </w:pPr>
-            <w:r>
-              <w:rPr>
-                <w:rFonts w:ascii="Inter" w:hAnsi="Inter"/>
+                <w:sz w:val="22"/>
+                <w:szCs w:val="22"/>
+              </w:rPr>
+              <w:t>SCORE</w:t>
+            </w:r>
+          </w:p>
+        </w:tc>
+        <w:tc>
+          <w:tcPr>
+            <w:tcW w:w="225" w:type="dxa"/>
+            <w:tcBorders/>
+            <w:vAlign w:val="center"/>
+          </w:tcPr>
+          <w:p>
+            <w:pPr>
+              <w:pStyle w:val="Normal"/>
+              <w:tabs>
+                <w:tab w:val="clear" w:pos="709"/>
+              </w:tabs>
+              <w:jc w:val="start"/>
+              <w:rPr>
+                <w:rFonts w:ascii="Arial" w:hAnsi="Arial"/>
+                <w:sz w:val="22"/>
+                <w:szCs w:val="22"/>
+              </w:rPr>
+            </w:pPr>
+            <w:r>
+              <w:rPr>
+                <w:rFonts w:ascii="Arial" w:hAnsi="Arial"/>
+                <w:sz w:val="22"/>
+                <w:szCs w:val="22"/>
+              </w:rPr>
+            </w:r>
+          </w:p>
+        </w:tc>
+        <w:tc>
+          <w:tcPr>
+            <w:tcW w:w="3780" w:type="dxa"/>
+            <w:tcBorders/>
+            <w:vAlign w:val="center"/>
+          </w:tcPr>
+          <w:p>
+            <w:pPr>
+              <w:pStyle w:val="Normal"/>
+              <w:tabs>
+                <w:tab w:val="clear" w:pos="709"/>
+              </w:tabs>
+              <w:jc w:val="center"/>
+              <w:rPr>
+                <w:sz w:val="22"/>
+                <w:szCs w:val="22"/>
+              </w:rPr>
+            </w:pPr>
+            <w:r>
+              <w:rPr>
+                <w:rFonts w:ascii="Arial" w:hAnsi="Arial"/>
                 <w:b/>
-                <w:bCs/>
+                <w:sz w:val="22"/>
+                <w:szCs w:val="22"/>
+              </w:rPr>
+              <w:t>QUIZ NO.</w:t>
+            </w:r>
+          </w:p>
+        </w:tc>
+        <w:tc>
+          <w:tcPr>
+            <w:tcW w:w="1967" w:type="dxa"/>
+            <w:tcBorders/>
+            <w:vAlign w:val="center"/>
+          </w:tcPr>
+          <w:p>
+            <w:pPr>
+              <w:pStyle w:val="Normal"/>
+              <w:tabs>
+                <w:tab w:val="clear" w:pos="709"/>
+              </w:tabs>
+              <w:jc w:val="center"/>
+              <w:rPr/>
+            </w:pPr>
+            <w:r>
+              <w:rPr>
+                <w:rFonts w:ascii="Arial" w:hAnsi="Arial"/>
+                <w:b/>
               </w:rPr>
               <w:t>SCORE</w:t>
             </w:r>
@@ -1089,27 +1383,116 @@
         </w:tc>
       </w:tr>
       <w:tr>
-        <w:trPr/>
+        <w:trPr>
+          <w:trHeight w:val="454" w:hRule="atLeast"/>
+        </w:trPr>
+        <w:tc>
+          <w:tcPr>
+            <w:tcW w:w="1500" w:type="dxa"/>
+            <w:tcBorders/>
+            <w:vAlign w:val="center"/>
+          </w:tcPr>
+          <w:p>
+            <w:pPr>
+              <w:pStyle w:val="Normal"/>
+              <w:tabs>
+                <w:tab w:val="clear" w:pos="709"/>
+              </w:tabs>
+              <w:jc w:val="center"/>
+              <w:rPr>
+                <w:sz w:val="22"/>
+                <w:szCs w:val="22"/>
+              </w:rPr>
+            </w:pPr>
+            <w:r>
+              <w:rPr>
+                <w:rFonts w:ascii="Arial" w:hAnsi="Arial"/>
+                <w:sz w:val="22"/>
+                <w:szCs w:val="22"/>
+              </w:rPr>
+              <w:t>{{quiz_no}}</w:t>
+            </w:r>
+          </w:p>
+        </w:tc>
+        <w:tc>
+          <w:tcPr>
+            <w:tcW w:w="1965" w:type="dxa"/>
+            <w:tcBorders/>
+            <w:vAlign w:val="center"/>
+          </w:tcPr>
+          <w:p>
+            <w:pPr>
+              <w:pStyle w:val="Normal"/>
+              <w:tabs>
+                <w:tab w:val="clear" w:pos="709"/>
+              </w:tabs>
+              <w:jc w:val="center"/>
+              <w:rPr>
+                <w:rFonts w:ascii="Arial" w:hAnsi="Arial"/>
+                <w:sz w:val="22"/>
+                <w:szCs w:val="22"/>
+              </w:rPr>
+            </w:pPr>
+            <w:r>
+              <w:rPr>
+                <w:rFonts w:ascii="Arial" w:hAnsi="Arial"/>
+                <w:sz w:val="22"/>
+                <w:szCs w:val="22"/>
+              </w:rPr>
+            </w:r>
+          </w:p>
+        </w:tc>
+        <w:tc>
+          <w:tcPr>
+            <w:tcW w:w="300" w:type="dxa"/>
+            <w:tcBorders/>
+            <w:vAlign w:val="center"/>
+          </w:tcPr>
+          <w:p>
+            <w:pPr>
+              <w:pStyle w:val="Normal"/>
+              <w:tabs>
+                <w:tab w:val="clear" w:pos="709"/>
+              </w:tabs>
+              <w:jc w:val="start"/>
+              <w:rPr>
+                <w:rFonts w:ascii="Arial" w:hAnsi="Arial"/>
+                <w:sz w:val="22"/>
+                <w:szCs w:val="22"/>
+              </w:rPr>
+            </w:pPr>
+            <w:r>
+              <w:rPr>
+                <w:rFonts w:ascii="Arial" w:hAnsi="Arial"/>
+                <w:sz w:val="22"/>
+                <w:szCs w:val="22"/>
+              </w:rPr>
+            </w:r>
+          </w:p>
+        </w:tc>
         <w:tc>
           <w:tcPr>
             <w:tcW w:w="1710" w:type="dxa"/>
-            <w:tcBorders>
-              <w:start w:val="single" w:sz="4" w:space="0" w:color="000000"/>
-              <w:bottom w:val="single" w:sz="4" w:space="0" w:color="000000"/>
-            </w:tcBorders>
-          </w:tcPr>
-          <w:p>
-            <w:pPr>
-              <w:pStyle w:val="TableContents"/>
-              <w:bidi w:val="0"/>
-              <w:jc w:val="center"/>
-              <w:rPr>
-                <w:rFonts w:ascii="Inter" w:hAnsi="Inter"/>
-              </w:rPr>
-            </w:pPr>
-            <w:r>
-              <w:rPr>
-                <w:rFonts w:ascii="Inter" w:hAnsi="Inter"/>
+            <w:tcBorders/>
+            <w:vAlign w:val="center"/>
+          </w:tcPr>
+          <w:p>
+            <w:pPr>
+              <w:pStyle w:val="Normal"/>
+              <w:tabs>
+                <w:tab w:val="clear" w:pos="709"/>
+              </w:tabs>
+              <w:jc w:val="center"/>
+              <w:rPr>
+                <w:sz w:val="22"/>
+                <w:szCs w:val="22"/>
+              </w:rPr>
+            </w:pPr>
+            <w:r>
+              <w:rPr>
+                <w:rFonts w:ascii="Arial" w:hAnsi="Arial"/>
+                <w:sz w:val="22"/>
+                <w:szCs w:val="22"/>
               </w:rPr>
               <w:t>{{quiz_no}}</w:t>
             </w:r>
@@ -1117,57 +1500,395 @@
         </w:tc>
         <w:tc>
           <w:tcPr>
-            <w:tcW w:w="2145" w:type="dxa"/>
-            <w:tcBorders>
-              <w:start w:val="single" w:sz="4" w:space="0" w:color="000000"/>
-              <w:bottom w:val="single" w:sz="4" w:space="0" w:color="000000"/>
-              <w:end w:val="single" w:sz="4" w:space="0" w:color="000000"/>
-            </w:tcBorders>
-          </w:tcPr>
-          <w:p>
-            <w:pPr>
-              <w:pStyle w:val="TableContents"/>
-              <w:bidi w:val="0"/>
-              <w:jc w:val="center"/>
-              <w:rPr>
-                <w:rFonts w:ascii="Inter" w:hAnsi="Inter"/>
-              </w:rPr>
-            </w:pPr>
-            <w:r>
-              <w:rPr>
-                <w:rFonts w:ascii="Inter" w:hAnsi="Inter"/>
+            <w:tcW w:w="2040" w:type="dxa"/>
+            <w:tcBorders/>
+            <w:vAlign w:val="center"/>
+          </w:tcPr>
+          <w:p>
+            <w:pPr>
+              <w:pStyle w:val="Normal"/>
+              <w:tabs>
+                <w:tab w:val="clear" w:pos="709"/>
+              </w:tabs>
+              <w:jc w:val="center"/>
+              <w:rPr>
+                <w:rFonts w:ascii="Arial" w:hAnsi="Arial"/>
+                <w:sz w:val="22"/>
+                <w:szCs w:val="22"/>
+              </w:rPr>
+            </w:pPr>
+            <w:r>
+              <w:rPr>
+                <w:rFonts w:ascii="Arial" w:hAnsi="Arial"/>
+                <w:sz w:val="22"/>
+                <w:szCs w:val="22"/>
+              </w:rPr>
+            </w:r>
+          </w:p>
+        </w:tc>
+        <w:tc>
+          <w:tcPr>
+            <w:tcW w:w="330" w:type="dxa"/>
+            <w:tcBorders/>
+            <w:vAlign w:val="bottom"/>
+          </w:tcPr>
+          <w:p>
+            <w:pPr>
+              <w:pStyle w:val="Normal"/>
+              <w:tabs>
+                <w:tab w:val="clear" w:pos="709"/>
+              </w:tabs>
+              <w:jc w:val="start"/>
+              <w:rPr>
+                <w:rFonts w:ascii="Arial" w:hAnsi="Arial"/>
+                <w:sz w:val="22"/>
+                <w:szCs w:val="22"/>
+              </w:rPr>
+            </w:pPr>
+            <w:r>
+              <w:rPr>
+                <w:rFonts w:ascii="Arial" w:hAnsi="Arial"/>
+                <w:sz w:val="22"/>
+                <w:szCs w:val="22"/>
+              </w:rPr>
+            </w:r>
+          </w:p>
+        </w:tc>
+        <w:tc>
+          <w:tcPr>
+            <w:tcW w:w="1650" w:type="dxa"/>
+            <w:tcBorders/>
+            <w:vAlign w:val="center"/>
+          </w:tcPr>
+          <w:p>
+            <w:pPr>
+              <w:pStyle w:val="Normal"/>
+              <w:tabs>
+                <w:tab w:val="clear" w:pos="709"/>
+              </w:tabs>
+              <w:jc w:val="center"/>
+              <w:rPr>
+                <w:sz w:val="22"/>
+                <w:szCs w:val="22"/>
+              </w:rPr>
+            </w:pPr>
+            <w:r>
+              <w:rPr>
+                <w:rFonts w:ascii="Arial" w:hAnsi="Arial"/>
+                <w:sz w:val="22"/>
+                <w:szCs w:val="22"/>
+              </w:rPr>
+              <w:t>{{quiz_no}}</w:t>
+            </w:r>
+          </w:p>
+        </w:tc>
+        <w:tc>
+          <w:tcPr>
+            <w:tcW w:w="1980" w:type="dxa"/>
+            <w:tcBorders/>
+            <w:vAlign w:val="center"/>
+          </w:tcPr>
+          <w:p>
+            <w:pPr>
+              <w:pStyle w:val="Normal"/>
+              <w:tabs>
+                <w:tab w:val="clear" w:pos="709"/>
+              </w:tabs>
+              <w:jc w:val="center"/>
+              <w:rPr>
+                <w:rFonts w:ascii="Arial" w:hAnsi="Arial"/>
+                <w:sz w:val="22"/>
+                <w:szCs w:val="22"/>
+              </w:rPr>
+            </w:pPr>
+            <w:r>
+              <w:rPr>
+                <w:rFonts w:ascii="Arial" w:hAnsi="Arial"/>
+                <w:sz w:val="22"/>
+                <w:szCs w:val="22"/>
+              </w:rPr>
+            </w:r>
+          </w:p>
+        </w:tc>
+        <w:tc>
+          <w:tcPr>
+            <w:tcW w:w="225" w:type="dxa"/>
+            <w:tcBorders/>
+            <w:vAlign w:val="center"/>
+          </w:tcPr>
+          <w:p>
+            <w:pPr>
+              <w:pStyle w:val="Normal"/>
+              <w:tabs>
+                <w:tab w:val="clear" w:pos="709"/>
+              </w:tabs>
+              <w:jc w:val="start"/>
+              <w:rPr>
+                <w:rFonts w:ascii="Arial" w:hAnsi="Arial"/>
+                <w:sz w:val="22"/>
+                <w:szCs w:val="22"/>
+              </w:rPr>
+            </w:pPr>
+            <w:r>
+              <w:rPr>
+                <w:rFonts w:ascii="Arial" w:hAnsi="Arial"/>
+                <w:sz w:val="22"/>
+                <w:szCs w:val="22"/>
+              </w:rPr>
+            </w:r>
+          </w:p>
+        </w:tc>
+        <w:tc>
+          <w:tcPr>
+            <w:tcW w:w="3780" w:type="dxa"/>
+            <w:tcBorders/>
+            <w:vAlign w:val="center"/>
+          </w:tcPr>
+          <w:p>
+            <w:pPr>
+              <w:pStyle w:val="Normal"/>
+              <w:tabs>
+                <w:tab w:val="clear" w:pos="709"/>
+              </w:tabs>
+              <w:jc w:val="center"/>
+              <w:rPr>
+                <w:sz w:val="22"/>
+                <w:szCs w:val="22"/>
+              </w:rPr>
+            </w:pPr>
+            <w:r>
+              <w:rPr>
+                <w:rFonts w:ascii="Arial" w:hAnsi="Arial"/>
+                <w:sz w:val="22"/>
+                <w:szCs w:val="22"/>
+              </w:rPr>
+              <w:t>{{quiz_no}}</w:t>
+            </w:r>
+          </w:p>
+        </w:tc>
+        <w:tc>
+          <w:tcPr>
+            <w:tcW w:w="1967" w:type="dxa"/>
+            <w:tcBorders/>
+            <w:vAlign w:val="center"/>
+          </w:tcPr>
+          <w:p>
+            <w:pPr>
+              <w:pStyle w:val="Normal"/>
+              <w:tabs>
+                <w:tab w:val="clear" w:pos="709"/>
+              </w:tabs>
+              <w:jc w:val="center"/>
+              <w:rPr>
+                <w:rFonts w:ascii="Arial" w:hAnsi="Arial"/>
+              </w:rPr>
+            </w:pPr>
+            <w:r>
+              <w:rPr>
+                <w:rFonts w:ascii="Arial" w:hAnsi="Arial"/>
               </w:rPr>
             </w:r>
           </w:p>
         </w:tc>
       </w:tr>
       <w:tr>
-        <w:trPr/>
+        <w:trPr>
+          <w:trHeight w:val="454" w:hRule="atLeast"/>
+        </w:trPr>
+        <w:tc>
+          <w:tcPr>
+            <w:tcW w:w="1500" w:type="dxa"/>
+            <w:tcBorders/>
+            <w:vAlign w:val="center"/>
+          </w:tcPr>
+          <w:p>
+            <w:pPr>
+              <w:pStyle w:val="Normal"/>
+              <w:tabs>
+                <w:tab w:val="clear" w:pos="709"/>
+              </w:tabs>
+              <w:jc w:val="center"/>
+              <w:rPr>
+                <w:sz w:val="22"/>
+                <w:szCs w:val="22"/>
+              </w:rPr>
+            </w:pPr>
+            <w:r>
+              <w:rPr>
+                <w:rFonts w:ascii="Arial" w:hAnsi="Arial"/>
+                <w:b/>
+                <w:sz w:val="22"/>
+                <w:szCs w:val="22"/>
+              </w:rPr>
+              <w:t>Total</w:t>
+            </w:r>
+          </w:p>
+        </w:tc>
+        <w:tc>
+          <w:tcPr>
+            <w:tcW w:w="1965" w:type="dxa"/>
+            <w:tcBorders/>
+            <w:vAlign w:val="center"/>
+          </w:tcPr>
+          <w:p>
+            <w:pPr>
+              <w:pStyle w:val="Normal"/>
+              <w:tabs>
+                <w:tab w:val="clear" w:pos="709"/>
+              </w:tabs>
+              <w:jc w:val="center"/>
+              <w:rPr>
+                <w:sz w:val="22"/>
+                <w:szCs w:val="22"/>
+              </w:rPr>
+            </w:pPr>
+            <w:r>
+              <w:rPr>
+                <w:rFonts w:ascii="Arial" w:hAnsi="Arial"/>
+                <w:sz w:val="22"/>
+                <w:szCs w:val="22"/>
+              </w:rPr>
+              <w:t>{{total_score_1}}</w:t>
+            </w:r>
+          </w:p>
+        </w:tc>
+        <w:tc>
+          <w:tcPr>
+            <w:tcW w:w="300" w:type="dxa"/>
+            <w:tcBorders/>
+            <w:vAlign w:val="center"/>
+          </w:tcPr>
+          <w:p>
+            <w:pPr>
+              <w:pStyle w:val="Normal"/>
+              <w:tabs>
+                <w:tab w:val="clear" w:pos="709"/>
+              </w:tabs>
+              <w:jc w:val="start"/>
+              <w:rPr>
+                <w:rFonts w:ascii="Arial" w:hAnsi="Arial"/>
+                <w:sz w:val="22"/>
+                <w:szCs w:val="22"/>
+              </w:rPr>
+            </w:pPr>
+            <w:r>
+              <w:rPr>
+                <w:rFonts w:ascii="Arial" w:hAnsi="Arial"/>
+                <w:sz w:val="22"/>
+                <w:szCs w:val="22"/>
+              </w:rPr>
+            </w:r>
+          </w:p>
+        </w:tc>
         <w:tc>
           <w:tcPr>
             <w:tcW w:w="1710" w:type="dxa"/>
-            <w:tcBorders>
-              <w:start w:val="single" w:sz="4" w:space="0" w:color="000000"/>
-              <w:bottom w:val="single" w:sz="4" w:space="0" w:color="000000"/>
-            </w:tcBorders>
-            <w:shd w:fill="AFCADD" w:val="clear"/>
-          </w:tcPr>
-          <w:p>
-            <w:pPr>
-              <w:pStyle w:val="TableContents"/>
-              <w:bidi w:val="0"/>
-              <w:jc w:val="center"/>
-              <w:rPr>
-                <w:rFonts w:ascii="Inter" w:hAnsi="Inter"/>
+            <w:tcBorders/>
+            <w:vAlign w:val="center"/>
+          </w:tcPr>
+          <w:p>
+            <w:pPr>
+              <w:pStyle w:val="Normal"/>
+              <w:tabs>
+                <w:tab w:val="clear" w:pos="709"/>
+              </w:tabs>
+              <w:jc w:val="center"/>
+              <w:rPr>
+                <w:sz w:val="22"/>
+                <w:szCs w:val="22"/>
+              </w:rPr>
+            </w:pPr>
+            <w:r>
+              <w:rPr>
+                <w:rFonts w:ascii="Arial" w:hAnsi="Arial"/>
                 <w:b/>
-                <w:bCs/>
-              </w:rPr>
-            </w:pPr>
-            <w:r>
-              <w:rPr>
-                <w:rFonts w:ascii="Inter" w:hAnsi="Inter"/>
+                <w:sz w:val="22"/>
+                <w:szCs w:val="22"/>
+              </w:rPr>
+              <w:t>Total</w:t>
+            </w:r>
+          </w:p>
+        </w:tc>
+        <w:tc>
+          <w:tcPr>
+            <w:tcW w:w="2040" w:type="dxa"/>
+            <w:tcBorders/>
+            <w:vAlign w:val="center"/>
+          </w:tcPr>
+          <w:p>
+            <w:pPr>
+              <w:pStyle w:val="Normal"/>
+              <w:tabs>
+                <w:tab w:val="clear" w:pos="709"/>
+              </w:tabs>
+              <w:jc w:val="center"/>
+              <w:rPr>
+                <w:sz w:val="22"/>
+                <w:szCs w:val="22"/>
+              </w:rPr>
+            </w:pPr>
+            <w:r>
+              <w:rPr>
+                <w:rFonts w:ascii="Arial" w:hAnsi="Arial"/>
+                <w:sz w:val="22"/>
+                <w:szCs w:val="22"/>
+              </w:rPr>
+              <w:t>{{total_score_1}}</w:t>
+            </w:r>
+          </w:p>
+        </w:tc>
+        <w:tc>
+          <w:tcPr>
+            <w:tcW w:w="330" w:type="dxa"/>
+            <w:tcBorders/>
+            <w:vAlign w:val="bottom"/>
+          </w:tcPr>
+          <w:p>
+            <w:pPr>
+              <w:pStyle w:val="Normal"/>
+              <w:tabs>
+                <w:tab w:val="clear" w:pos="709"/>
+              </w:tabs>
+              <w:jc w:val="start"/>
+              <w:rPr>
+                <w:rFonts w:ascii="Arial" w:hAnsi="Arial"/>
+                <w:sz w:val="22"/>
+                <w:szCs w:val="22"/>
+              </w:rPr>
+            </w:pPr>
+            <w:r>
+              <w:rPr>
+                <w:rFonts w:ascii="Arial" w:hAnsi="Arial"/>
+                <w:sz w:val="22"/>
+                <w:szCs w:val="22"/>
+              </w:rPr>
+            </w:r>
+          </w:p>
+        </w:tc>
+        <w:tc>
+          <w:tcPr>
+            <w:tcW w:w="1650" w:type="dxa"/>
+            <w:tcBorders/>
+            <w:vAlign w:val="center"/>
+          </w:tcPr>
+          <w:p>
+            <w:pPr>
+              <w:pStyle w:val="Normal"/>
+              <w:tabs>
+                <w:tab w:val="clear" w:pos="709"/>
+              </w:tabs>
+              <w:jc w:val="center"/>
+              <w:rPr>
+                <w:sz w:val="22"/>
+                <w:szCs w:val="22"/>
+              </w:rPr>
+            </w:pPr>
+            <w:r>
+              <w:rPr>
+                <w:rFonts w:ascii="Arial" w:hAnsi="Arial"/>
                 <w:b/>
-                <w:bCs/>
+                <w:sz w:val="22"/>
+                <w:szCs w:val="22"/>
               </w:rPr>
               <w:t>Total</w:t>
             </w:r>
@@ -1175,26 +1896,107 @@
         </w:tc>
         <w:tc>
           <w:tcPr>
-            <w:tcW w:w="2145" w:type="dxa"/>
-            <w:tcBorders>
-              <w:start w:val="single" w:sz="4" w:space="0" w:color="000000"/>
-              <w:bottom w:val="single" w:sz="4" w:space="0" w:color="000000"/>
-              <w:end w:val="single" w:sz="4" w:space="0" w:color="000000"/>
-            </w:tcBorders>
-            <w:shd w:fill="AFCADD" w:val="clear"/>
-          </w:tcPr>
-          <w:p>
-            <w:pPr>
-              <w:pStyle w:val="TableContents"/>
-              <w:bidi w:val="0"/>
-              <w:jc w:val="center"/>
-              <w:rPr>
-                <w:rFonts w:ascii="Inter" w:hAnsi="Inter"/>
-              </w:rPr>
-            </w:pPr>
-            <w:r>
-              <w:rPr>
-                <w:rFonts w:ascii="Inter" w:hAnsi="Inter"/>
+            <w:tcW w:w="1980" w:type="dxa"/>
+            <w:tcBorders/>
+            <w:vAlign w:val="center"/>
+          </w:tcPr>
+          <w:p>
+            <w:pPr>
+              <w:pStyle w:val="Normal"/>
+              <w:tabs>
+                <w:tab w:val="clear" w:pos="709"/>
+              </w:tabs>
+              <w:jc w:val="center"/>
+              <w:rPr>
+                <w:sz w:val="22"/>
+                <w:szCs w:val="22"/>
+              </w:rPr>
+            </w:pPr>
+            <w:r>
+              <w:rPr>
+                <w:rFonts w:ascii="Arial" w:hAnsi="Arial"/>
+                <w:sz w:val="22"/>
+                <w:szCs w:val="22"/>
+              </w:rPr>
+              <w:t>{{total_score_1}}</w:t>
+            </w:r>
+          </w:p>
+        </w:tc>
+        <w:tc>
+          <w:tcPr>
+            <w:tcW w:w="225" w:type="dxa"/>
+            <w:tcBorders/>
+            <w:vAlign w:val="center"/>
+          </w:tcPr>
+          <w:p>
+            <w:pPr>
+              <w:pStyle w:val="Normal"/>
+              <w:tabs>
+                <w:tab w:val="clear" w:pos="709"/>
+              </w:tabs>
+              <w:jc w:val="start"/>
+              <w:rPr>
+                <w:rFonts w:ascii="Arial" w:hAnsi="Arial"/>
+                <w:sz w:val="22"/>
+                <w:szCs w:val="22"/>
+              </w:rPr>
+            </w:pPr>
+            <w:r>
+              <w:rPr>
+                <w:rFonts w:ascii="Arial" w:hAnsi="Arial"/>
+                <w:sz w:val="22"/>
+                <w:szCs w:val="22"/>
+              </w:rPr>
+            </w:r>
+          </w:p>
+        </w:tc>
+        <w:tc>
+          <w:tcPr>
+            <w:tcW w:w="3780" w:type="dxa"/>
+            <w:tcBorders/>
+            <w:vAlign w:val="center"/>
+          </w:tcPr>
+          <w:p>
+            <w:pPr>
+              <w:pStyle w:val="Normal"/>
+              <w:tabs>
+                <w:tab w:val="clear" w:pos="709"/>
+              </w:tabs>
+              <w:jc w:val="center"/>
+              <w:rPr>
+                <w:sz w:val="22"/>
+                <w:szCs w:val="22"/>
+              </w:rPr>
+            </w:pPr>
+            <w:r>
+              <w:rPr>
+                <w:rFonts w:ascii="Arial" w:hAnsi="Arial"/>
+                <w:b/>
+                <w:sz w:val="22"/>
+                <w:szCs w:val="22"/>
+              </w:rPr>
+              <w:t>Total</w:t>
+            </w:r>
+          </w:p>
+        </w:tc>
+        <w:tc>
+          <w:tcPr>
+            <w:tcW w:w="1967" w:type="dxa"/>
+            <w:tcBorders/>
+            <w:vAlign w:val="center"/>
+          </w:tcPr>
+          <w:p>
+            <w:pPr>
+              <w:pStyle w:val="Normal"/>
+              <w:tabs>
+                <w:tab w:val="clear" w:pos="709"/>
+              </w:tabs>
+              <w:jc w:val="center"/>
+              <w:rPr/>
+            </w:pPr>
+            <w:r>
+              <w:rPr>
+                <w:rFonts w:ascii="Arial" w:hAnsi="Arial"/>
               </w:rPr>
               <w:t>{{total_score_1}}</w:t>
             </w:r>
@@ -1205,16 +2007,10 @@
     <w:p>
       <w:pPr>
         <w:pStyle w:val="Normal"/>
-        <w:bidi w:val="0"/>
-        <w:jc w:val="start"/>
-        <w:rPr>
-          <w:rFonts w:ascii="Inter" w:hAnsi="Inter"/>
-        </w:rPr>
+        <w:rPr/>
       </w:pPr>
       <w:r>
-        <w:rPr>
-          <w:rFonts w:ascii="Inter" w:hAnsi="Inter"/>
-        </w:rPr>
+        <w:rPr/>
       </w:r>
     </w:p>
     <w:p>
@@ -1254,6 +2050,7 @@
         <w:jc w:val="start"/>
         <w:rPr>
           <w:rFonts w:ascii="Inter" w:hAnsi="Inter"/>
+          <w:u w:val="double"/>
         </w:rPr>
       </w:pPr>
       <w:r>
@@ -1265,11 +2062,12 @@
     </w:p>
     <w:sectPr>
       <w:type w:val="nextPage"/>
-      <w:pgSz w:w="12240" w:h="15840"/>
+      <w:pgSz w:orient="landscape" w:w="15840" w:h="12240"/>
       <w:pgMar w:left="1136" w:right="1136" w:gutter="0" w:header="0" w:top="1136" w:footer="0" w:bottom="1136"/>
       <w:pgNumType w:fmt="decimal"/>
       <w:formProt w:val="false"/>
       <w:textDirection w:val="lrTb"/>
+      <w:docGrid w:type="default" w:linePitch="100" w:charSpace="0"/>
     </w:sectPr>
   </w:body>
 </w:document>
@@ -1289,7 +2087,6 @@
     </w:rPrDefault>
     <w:pPrDefault>
       <w:pPr>
-        <w:widowControl/>
         <w:suppressAutoHyphens w:val="true"/>
       </w:pPr>
     </w:pPrDefault>
@@ -1299,7 +2096,10 @@
     <w:qFormat/>
     <w:pPr>
       <w:widowControl/>
+      <w:suppressAutoHyphens w:val="true"/>
       <w:bidi w:val="0"/>
+      <w:spacing w:before="0" w:after="0"/>
+      <w:jc w:val="start"/>
     </w:pPr>
     <w:rPr>
       <w:rFonts w:ascii="Liberation Serif" w:hAnsi="Liberation Serif" w:eastAsia="Noto Serif CJK SC" w:cs="Noto Sans Devanagari"/>
@@ -1390,6 +2190,20 @@
       <w:b/>
       <w:bCs/>
     </w:rPr>
+  </w:style>
+  <w:style w:type="paragraph" w:styleId="FrameContents">
+    <w:name w:val="Frame Contents"/>
+    <w:basedOn w:val="Normal"/>
+    <w:qFormat/>
+    <w:pPr/>
+    <w:rPr/>
+  </w:style>
+  <w:style w:type="paragraph" w:styleId="FrameContentsuser">
+    <w:name w:val="Frame Contents (user)"/>
+    <w:basedOn w:val="Normal"/>
+    <w:qFormat/>
+    <w:pPr/>
+    <w:rPr/>
   </w:style>
 </w:styles>
 </file>
